--- a/templates/minuta-informativa-cicpc.docx
+++ b/templates/minuta-informativa-cicpc.docx
@@ -1248,7 +1248,7 @@
         <w:szCs w:val="18"/>
         <w:lang w:val="es-ES" w:eastAsia="es-ES"/>
       </w:rPr>
-      <w:t>BASE COTA-905</w:t>
+      <w:t>{{BASE_UNIDAD}}</w:t>
     </w:r>
   </w:p>
   <w:p>
